--- a/redacted_resume.docx
+++ b/redacted_resume.docx
@@ -10,7 +10,7 @@
     <w:p/>
     <w:p>
       <w:r>
-        <w:t>LinkedIn: linkedin.com/in/chandu7313 | Email: donaldgarcia@example.net | GitHub: github.com/chandu7313 | Mobile: +91-8196001338</w:t>
+        <w:t>LinkedIn: linkedin.com/in/donaldgarcia | Email: garzaanthony@example.org | GitHub: github.com/jesseguzman | Mobile: +91-8386379402</w:t>
       </w:r>
     </w:p>
     <w:p/>
